--- a/backend/tests/test_docs/07_Meeting_Minutes_Online_Library.docx
+++ b/backend/tests/test_docs/07_Meeting_Minutes_Online_Library.docx
@@ -12,27 +12,17 @@
     </w:p>
     <w:p>
       <w:r>
-        <w:t>Meeting Minutes MOM-601: Date August 28, 2026</w:t>
+        <w:t>MOM-601: Architecture Review Board reviewed search indexing latency and approved CR-501.</w:t>
       </w:r>
     </w:p>
     <w:p>
       <w:r>
-        <w:t>Attendees: Chief Architect, Lead Backend Engineer, QA Lead, Product Owner.</w:t>
+        <w:t>MOM-602: Security committee confirmed MFA rollout CR-502 in Sprint 14.</w:t>
       </w:r>
     </w:p>
     <w:p>
       <w:r>
-        <w:t>Agenda: Review sprint 14 deliverables, authentication architecture, and test coverage matrix.</w:t>
-      </w:r>
-    </w:p>
-    <w:p>
-      <w:r>
-        <w:t>Discussion: Discussed CR-501 MFA requirements and catalog search indexing.</w:t>
-      </w:r>
-    </w:p>
-    <w:p>
-      <w:r>
-        <w:t>Decisions: Approved CR-501 for Sprint 14 implementation. Confirmed TC-401 through TC-410 QA suite.</w:t>
+        <w:t>MOM-603: General administrative lunch schedule update.</w:t>
       </w:r>
     </w:p>
     <w:sectPr>

--- a/backend/tests/test_docs/07_Meeting_Minutes_Online_Library.docx
+++ b/backend/tests/test_docs/07_Meeting_Minutes_Online_Library.docx
@@ -12,17 +12,42 @@
     </w:p>
     <w:p>
       <w:r>
-        <w:t>MOM-601: Architecture Review Board reviewed search indexing latency and approved CR-501.</w:t>
+        <w:t>DEC-601: The board confirmed the catalog search capability BR-001.</w:t>
       </w:r>
     </w:p>
     <w:p>
       <w:r>
-        <w:t>MOM-602: Security committee confirmed MFA rollout CR-502 in Sprint 14.</w:t>
+        <w:t>DEC-602: Security committee approved 2FA rollout CR-502.</w:t>
       </w:r>
     </w:p>
     <w:p>
       <w:r>
-        <w:t>MOM-603: General administrative lunch schedule update.</w:t>
+        <w:t>DEC-603: Architecture committee reviewed mobile responsive layout FR-108.</w:t>
+      </w:r>
+    </w:p>
+    <w:p>
+      <w:r>
+        <w:t>DEC-604: Product team confirmed push notifications CR-505.</w:t>
+      </w:r>
+    </w:p>
+    <w:p>
+      <w:r>
+        <w:t>DEC-605: Infrastructure team discussed high traffic examination periods BR-010.</w:t>
+      </w:r>
+    </w:p>
+    <w:p>
+      <w:r>
+        <w:t>DEC-606: Compliance team verified immutable audit logging BR-009.</w:t>
+      </w:r>
+    </w:p>
+    <w:p>
+      <w:r>
+        <w:t>DEC-607: Team discussed faster checkout but did not agree whether it refers to borrowing books or payment processing.</w:t>
+      </w:r>
+    </w:p>
+    <w:p>
+      <w:r>
+        <w:t>DEC-608: Team reviewed purchasing new meeting-room equipment.</w:t>
       </w:r>
     </w:p>
     <w:sectPr>
